--- a/rendusrncp/BLOC4_DOSSIER.docx
+++ b/rendusrncp/BLOC4_DOSSIER.docx
@@ -42,12 +42,8 @@
       <w:r>
         <w:t>Certification RNCP 39583 — Expert en Développement Logiciel</w:t>
         <w:br/>
-      </w:r>
-      <w:r>
         <w:t>Candidat : Charles Gauthier</w:t>
         <w:br/>
-      </w:r>
-      <w:r>
         <w:t>Version finale — Juillet 2026</w:t>
       </w:r>
     </w:p>
@@ -758,7 +754,7 @@
     </w:p>
     <w:p>
       <w:r>
-        <w:t>Sentry a remonté une FatalError « Maximum execution time of 30 seconds exceeded » sur la route /api/ai/designs/generate. Les breadcrumbs Sentry montrent la séquence exacte de la requête : appel SQL sur le produit, puis appel à l'API de modération OpenAI, puis dépassement du délai avant la fin du traitement. Cause : la génération d'image IA (modération + appel gpt-image-1) est un traitement synchrone externe qui prend naturellement 20 à 40 secondes, alors que la limite d'exécution PHP par défaut est de 30 secondes. Ce cas est repris en détail en Section 5 (axes d'amélioration) et en Section 3 (fiche d'incident).</w:t>
+        <w:t>Sentry a remonté une FatalError « Maximum execution time of 30 seconds exceeded » sur la route /api/ai/designs/generate. Les breadcrumbs Sentry montrent la séquence exacte de la requête : appel SQL sur le produit, puis appel à l'API de modération OpenAI, puis dépassement du délai avant la fin du traitement. Cause : la génération d'image IA (modération + appel gpt-image-1) est un traitement synchrone externe qui prend naturellement 20 à 40 secondes, alors que la limite d'exécution PHP par défaut est de 30 secondes. L'investigation a par ailleurs révélé qu'un premier correctif (relèvement à 180 secondes côté PHP et frontend) n'avait pas été répercuté sur le timeout nginx, resté à 120 secondes — écart corrigé lors de la rédaction de la fiche dédiée. Ce cas est repris en détail en Section 5 (axes d'amélioration) et en Section 3, Fiche 9 (fiche d'incident).</w:t>
       </w:r>
     </w:p>
     <w:p>
@@ -865,12 +861,12 @@
         <w:pStyle w:val="Heading2"/>
       </w:pPr>
       <w:r>
-        <w:t>Six fiches d'incident réelles</w:t>
+        <w:t>Neuf fiches d'incident réelles</w:t>
       </w:r>
     </w:p>
     <w:p>
       <w:r>
-        <w:t>Six anomalies réelles rencontrées sur le projet ont été documentées intégralement (rendusrncp/FICHES_INCIDENTS.md), avec pour chacune : contexte, étapes de reproduction, comportement attendu vs observé, impact utilisateur, analyse de cause racine, correctif appliqué et validation. Un tableau de synthèse :</w:t>
+        <w:t>Neuf anomalies réelles rencontrées sur le projet ont été documentées intégralement (rendusrncp/FICHES_INCIDENTS.md), avec pour chacune : contexte, étapes de reproduction, comportement attendu vs observé, impact utilisateur, analyse de cause racine, correctif appliqué et validation. Un tableau de synthèse :</w:t>
       </w:r>
     </w:p>
     <w:tbl>
@@ -1192,6 +1188,132 @@
           </w:p>
         </w:tc>
       </w:tr>
+      <w:tr>
+        <w:tc>
+          <w:tcPr>
+            <w:tcW w:type="dxa" w:w="2160"/>
+          </w:tcPr>
+          <w:p>
+            <w:r>
+              <w:t>7</w:t>
+            </w:r>
+          </w:p>
+        </w:tc>
+        <w:tc>
+          <w:tcPr>
+            <w:tcW w:type="dxa" w:w="2160"/>
+          </w:tcPr>
+          <w:p>
+            <w:r>
+              <w:t>.env.docker.example manquant</w:t>
+            </w:r>
+          </w:p>
+        </w:tc>
+        <w:tc>
+          <w:tcPr>
+            <w:tcW w:type="dxa" w:w="2160"/>
+          </w:tcPr>
+          <w:p>
+            <w:r>
+              <w:t>S2</w:t>
+            </w:r>
+          </w:p>
+        </w:tc>
+        <w:tc>
+          <w:tcPr>
+            <w:tcW w:type="dxa" w:w="2160"/>
+          </w:tcPr>
+          <w:p>
+            <w:r>
+              <w:t>Test de démarrage sur clone/zip vierge</w:t>
+            </w:r>
+          </w:p>
+        </w:tc>
+      </w:tr>
+      <w:tr>
+        <w:tc>
+          <w:tcPr>
+            <w:tcW w:type="dxa" w:w="2160"/>
+          </w:tcPr>
+          <w:p>
+            <w:r>
+              <w:t>8</w:t>
+            </w:r>
+          </w:p>
+        </w:tc>
+        <w:tc>
+          <w:tcPr>
+            <w:tcW w:type="dxa" w:w="2160"/>
+          </w:tcPr>
+          <w:p>
+            <w:r>
+              <w:t>CSP trop restrictive : configurateur 3D en page blanche</w:t>
+            </w:r>
+          </w:p>
+        </w:tc>
+        <w:tc>
+          <w:tcPr>
+            <w:tcW w:type="dxa" w:w="2160"/>
+          </w:tcPr>
+          <w:p>
+            <w:r>
+              <w:t>S1</w:t>
+            </w:r>
+          </w:p>
+        </w:tc>
+        <w:tc>
+          <w:tcPr>
+            <w:tcW w:type="dxa" w:w="2160"/>
+          </w:tcPr>
+          <w:p>
+            <w:r>
+              <w:t>Audit Lighthouse authentifié</w:t>
+            </w:r>
+          </w:p>
+        </w:tc>
+      </w:tr>
+      <w:tr>
+        <w:tc>
+          <w:tcPr>
+            <w:tcW w:type="dxa" w:w="2160"/>
+          </w:tcPr>
+          <w:p>
+            <w:r>
+              <w:t>9</w:t>
+            </w:r>
+          </w:p>
+        </w:tc>
+        <w:tc>
+          <w:tcPr>
+            <w:tcW w:type="dxa" w:w="2160"/>
+          </w:tcPr>
+          <w:p>
+            <w:r>
+              <w:t>Timeout génération IA (/api/ai/designs/generate)</w:t>
+            </w:r>
+          </w:p>
+        </w:tc>
+        <w:tc>
+          <w:tcPr>
+            <w:tcW w:type="dxa" w:w="2160"/>
+          </w:tcPr>
+          <w:p>
+            <w:r>
+              <w:t>S2</w:t>
+            </w:r>
+          </w:p>
+        </w:tc>
+        <w:tc>
+          <w:tcPr>
+            <w:tcW w:type="dxa" w:w="2160"/>
+          </w:tcPr>
+          <w:p>
+            <w:r>
+              <w:t>Sentry (4 occurrences)</w:t>
+            </w:r>
+          </w:p>
+        </w:tc>
+      </w:tr>
     </w:tbl>
     <w:p/>
     <w:p>
@@ -1202,6 +1324,11 @@
     <w:p>
       <w:r>
         <w:t>La Fiche 6 illustre à l'inverse une anomalie invisible aux tests automatisés : la configuration des événements écoutés par un webhook Stripe vit uniquement dans le Dashboard Stripe, pas dans le code — un écart peut donc exister silencieusement entre staging et production sans qu'aucun test PHPUnit ne le détecte, puisque ces tests simulent directement l'appel webhook plutôt que de dépendre de la configuration réelle. Seule l'exécution manuelle du scénario prévu au cahier de recettes (Bloc 2, C2.3.1) a permis de le détecter avant la mise en production définitive de cette fonctionnalité.</w:t>
+      </w:r>
+    </w:p>
+    <w:p>
+      <w:r>
+        <w:t>La Fiche 9 illustre un correctif partiel non détecté faute d'avoir audité toute la chaîne : un premier correctif du timeout de la génération IA avait bien relevé la limite côté PHP et côté frontend à 180 secondes, mais le timeout du proxy nginx, resté à 120 secondes, n'avait pas été aligné — un écart invisible tant que les trois couches n'étaient pas examinées ensemble, corrigé en rédigeant cette fiche.</w:t>
       </w:r>
     </w:p>
     <w:p>
@@ -1581,7 +1708,7 @@
     </w:p>
     <w:p>
       <w:r>
-        <w:t>C'est l'axe le plus directement justifié par un incident réel (Section 2, timeout Sentry sur /api/ai/designs/generate) : la génération d'image IA prend naturellement 20 à 40 secondes (modération + appel gpt-image-1), un délai incompressible côté fournisseur. À court terme, les timeouts (max_execution_time, fastcgi_read_timeout Nginx, set_time_limit applicatif) ont été alignés sur cette durée réelle (180 secondes), ce qui règle le symptôme immédiat. La correction structurelle consiste à faire évoluer la génération vers un traitement en file d'attente avec polling côté frontend, pour ne plus dépendre d'un délai HTTP synchrone du tout — un chantier estimé à 5 jours, cohérent avec le volume actuel du projet et reportable après la V1 sans risque, la solution synchrone actuelle restant fonctionnelle avec les timeouts alignés.</w:t>
+        <w:t>C'est l'axe le plus directement justifié par un incident réel (Section 2 et Section 3, Fiche 9, timeout Sentry sur /api/ai/designs/generate) : la génération d'image IA prend naturellement 20 à 40 secondes (modération + appel gpt-image-1), un délai incompressible côté fournisseur. À court terme, les timeouts des trois couches concernées (set_time_limit applicatif, timeout du client HTTP frontend, fastcgi_read_timeout Nginx) ont été alignés sur cette durée réelle — l'audit mené pour documenter la Fiche 9 a d'ailleurs révélé que le premier correctif n'avait porté que sur les deux premières couches, le timeout Nginx étant resté inférieur aux deux autres ; corrigé dans la foulée, ce qui règle le symptôme immédiat sur l'ensemble de la chaîne. La correction structurelle consiste à faire évoluer la génération vers un traitement en file d'attente avec polling côté frontend, pour ne plus dépendre d'un délai HTTP synchrone du tout — un chantier estimé à 5 jours, cohérent avec le volume actuel du projet et reportable après la V1 sans risque, la solution synchrone actuelle restant fonctionnelle avec les timeouts désormais alignés.</w:t>
       </w:r>
     </w:p>
     <w:p>
@@ -1591,6 +1718,19 @@
           <w:color w:val="996600"/>
         </w:rPr>
         <w:t>[CAPTURE À INSÉRER] Capture des scores Lighthouse (baseline), capture des top-issues Sentry après activation, pour objectiver la priorisation.</w:t>
+      </w:r>
+    </w:p>
+    <w:p>
+      <w:pPr>
+        <w:pStyle w:val="Heading2"/>
+      </w:pPr>
+      <w:r>
+        <w:t>Priorité n°2 — versionner le durcissement des VPS (script setup-vps.sh)</w:t>
+      </w:r>
+    </w:p>
+    <w:p>
+      <w:r>
+        <w:t>Deuxième axe, lui aussi issu d'un incident réel plutôt que d'une réflexion théorique : le durcissement appliqué aux deux VPS après l'incident ransomware (Fiche 4, Section 3 — fermeture du port 3306, durcissement SSH, règles ufw, rotation des mots de passe) vit uniquement sur les serveurs eux-mêmes et n'est pas versionné dans l'infrastructure-as-code du repo infra. En cas de reconstruction d'un VPS (migration, incident, montée de version de l'OS), ces réglages devraient être reproduits manuellement, avec le risque d'oubli ou d'erreur que cela implique — la dette avait été identifiée dès la rédaction de la Fiche 4 elle-même plutôt que découverte a posteriori. Recommandation : extraire ces réglages dans un script infra/scripts/setup-vps.sh idempotent (ufw, sshd_config, rotation de secrets), applicable dès la préparation d'un nouveau VPS et rejouable en vérification périodique sur les VPS existants — un chantier estimé à 1-2 jours, sans risque pour la production actuelle puisqu'il n'agit que sur le provisioning et n'est jamais exécuté automatiquement contre un VPS déjà en service.</w:t>
       </w:r>
     </w:p>
     <w:p>

--- a/rendusrncp/BLOC4_DOSSIER.docx
+++ b/rendusrncp/BLOC4_DOSSIER.docx
@@ -1849,12 +1849,12 @@
         <w:pStyle w:val="Heading2"/>
       </w:pPr>
       <w:r>
-        <w:t>Exemple 1 — « Mon panier est vide après ma commande »</w:t>
+        <w:t>Exemple réel — « Quel est le poids de la veste coupe-vent ? »</w:t>
       </w:r>
     </w:p>
     <w:p>
       <w:r>
-        <w:t>Un retour client signalait un panier vide de façon inattendue après le passage d'une commande. Diagnostic : ce comportement est attendu — le webhook Stripe payment_intent.succeeded vide le panier une fois le paiement confirmé (Bloc 2, Section 1). Résolution : réponse au client avec l'explication, complétée par l'ajout d'un message rassurant côté frontend (« Votre panier a été vidé suite à votre commande validée ») pour prévenir la confusion pour les prochains clients dans la même situation.</w:t>
+        <w:t>Le 9 juillet 2026 à 14h12, un testeur externe indépendant du développement du projet a soumis une question via /contact au sujet de la veste coupe-vent (fiche produit hommes-vestes-veste-coupe-vent-900) : le poids du vêtement, absent de la fiche produit, ne permettait pas de juger de sa légèreté avant achat. Contexte : ce type d'information technique (poids, matière) n'est pas systématiquement mis en avant sur les fiches produits de la V1 — un angle mort découvert uniquement grâce à ce retour externe, que le candidat, à la fois développeur et support, n'avait pas identifié en interne. Résolution : réponse apportée le jour même (14h37, soit 25 minutes après réception) depuis la boîte gauthierfitness.help@gmail.com — l'adresse support utilisée à ce moment-là (voir ci-dessous) —, avec la donnée demandée et une invitation à commander en confiance grâce à la politique de retour existante. Contribution des parties prenantes : le testeur a soulevé un manque produit réel en conditions d'usage normal ; le candidat a traité la demande de bout en bout — diagnostic de l'information manquante, rédaction de la réponse client, puis décision produit pour la suite (ci-dessous).</w:t>
       </w:r>
     </w:p>
     <w:p>
@@ -1862,12 +1862,12 @@
         <w:pStyle w:val="Heading2"/>
       </w:pPr>
       <w:r>
-        <w:t>Exemple 2 — « Comment annuler ma commande ? »</w:t>
+        <w:t>Évolution du canal support</w:t>
       </w:r>
     </w:p>
     <w:p>
       <w:r>
-        <w:t>Un client demandait à annuler une commande passée, fonctionnalité non disponible en self-service dans la V1. Résolution : réponse au client avec un process manuel temporaire (annulation traitée directement par le candidat via le back-office), et ouverture d'une issue GitHub pour tracer le besoin d'une fonctionnalité d'annulation self-service dans une prochaine itération.</w:t>
+        <w:t>Immédiatement après cet échange, le canal support est passé d'une simple boîte Gmail (gauthierfitness.help@gmail.com) à une véritable adresse dédiée au domaine (support@gauthierfitness.fr, hébergement OVH Email Pro, DNS MX/SPF/DKIM du domaine reconfigurés en conséquence) — une évolution directement motivée par la volonté de professionnaliser ce canal une fois son usage réel confirmé. Le code (MAIL_SUPPORT_ADDRESS) et la configuration des deux VPS ont été mis à jour en conséquence. Les échanges suivants passent désormais par cette nouvelle adresse ; celui documenté ci-dessus reste rapporté avec l'adresse réellement utilisée au moment des faits, par souci d'exactitude.</w:t>
       </w:r>
     </w:p>
     <w:p>
@@ -1880,7 +1880,7 @@
     </w:p>
     <w:p>
       <w:r>
-        <w:t>Les cas récurrents identifiés via le canal de support ont été ajoutés à une FAQ dans le manuel utilisateur (docs/03-user-guide.md), dans une logique d'amélioration continue directement alimentée par les retours clients — la boucle support → documentation → réduction des sollicitations futures illustrant concrètement la collaboration entre le rôle support et le rôle développement, tenus ici par la même personne.</w:t>
+        <w:t>Ce type de retour est précisément ce que doit couvrir la FAQ prévue pour la V2 (page dédiée questions/réponses, hors périmètre de code de la V1) : des informations techniques utiles avant achat (poids, matière, entretien) actuellement absentes ou dispersées sur les fiches produits. Ce cas constitue la première alimentation concrète de cette FAQ — la collaboration entre le rôle support et le rôle développement, tenus ici par la même personne, se manifeste dans la capacité à transformer un retour utilisateur isolé en axe d'amélioration produit documenté (voir aussi Section 5, C4.3.1).</w:t>
       </w:r>
     </w:p>
     <w:p>
@@ -1889,7 +1889,7 @@
           <w:i/>
           <w:color w:val="996600"/>
         </w:rPr>
-        <w:t>[CAPTURE À INSÉRER] Capture d'un email support entrant et de la réponse (anonymisé), capture de la FAQ ajoutée au manuel utilisateur, capture d'une issue GitHub liée à un retour client.</w:t>
+        <w:t>[CAPTURE À INSÉRER] Capture de l'email entrant de Guillaume F. et de la réponse envoyée depuis gauthierfitness.help@gmail.com (adresse du testeur floutée sur la capture), déjà disponibles côté Gmail/Mailjet — à exporter en image pour le dossier final. Capture complémentaire suggérée : diagnostic « OK » (MX/SRV/SPF/DKIM) du domaine associé à support@gauthierfitness.fr dans le Manager OVH, à l'appui de la section « Évolution du canal support ».</w:t>
       </w:r>
     </w:p>
     <w:p>
